--- a/rapports/2026-06-06/EQ5/EQ5_enq3_v2/DR_012301350090/39-09-34-75.docx
+++ b/rapports/2026-06-06/EQ5/EQ5_enq3_v2/DR_012301350090/39-09-34-75.docx
@@ -297,7 +297,7 @@
           <w:color w:val="1F6FEB"/>
           <w:sz w:val="22"/>
         </w:rPr>
-        <w:t>⚠ INCOHÉRENCES À CORRIGER (147)</w:t>
+        <w:t>⚠ INCOHÉRENCES À CORRIGER (145)</w:t>
       </w:r>
     </w:p>
     <w:tbl>
@@ -500,10 +500,10 @@
               <w:rPr>
                 <w:b/>
                 <w:i w:val="0"/>
-                <w:color w:val="DC2626"/>
-                <w:sz w:val="16"/>
-              </w:rPr>
-              <w:t>Haute</w:t>
+                <w:color w:val="EA580C"/>
+                <w:sz w:val="16"/>
+              </w:rPr>
+              <w:t>Moyenne</w:t>
             </w:r>
           </w:p>
         </w:tc>
@@ -518,7 +518,7 @@
                 <w:i w:val="0"/>
                 <w:sz w:val="16"/>
               </w:rPr>
-              <w:t>S02</w:t>
+              <w:t>S00</w:t>
               <w:br/>
             </w:r>
             <w:r>
@@ -528,7 +528,7 @@
                 <w:color w:val="64748B"/>
                 <w:sz w:val="14"/>
               </w:rPr>
-              <w:t>Éducation</w:t>
+              <w:t>Identification</w:t>
             </w:r>
           </w:p>
         </w:tc>
@@ -544,7 +544,7 @@
                 <w:color w:val="16A34A"/>
                 <w:sz w:val="16"/>
               </w:rPr>
-              <w:t>—</w:t>
+              <w:t>s00q07a, s00q08, s00q10, s00q13_0, s00q15_0, s00q17_0, s00q23a, s00q23b</w:t>
             </w:r>
           </w:p>
         </w:tc>
@@ -575,7 +575,7 @@
                 <w:i w:val="0"/>
                 <w:sz w:val="17"/>
               </w:rPr>
-              <w:t>Incohérence!!! seulement les écoles privées paient les frais de scolarité (y compris les frais d'inscription).</w:t>
+              <w:t>Prière de renseigner toutes les informations du ménage dans la section 0 avant d'entamer les autres informations.</w:t>
             </w:r>
           </w:p>
         </w:tc>
@@ -634,7 +634,7 @@
                 <w:color w:val="16A34A"/>
                 <w:sz w:val="16"/>
               </w:rPr>
-              <w:t>s00q07a, s00q08, s00q10, s00q13_0, s00q15_0, s00q17_0, s00q23a, s00q23b</w:t>
+              <w:t>—</w:t>
             </w:r>
           </w:p>
         </w:tc>
@@ -665,7 +665,7 @@
                 <w:i w:val="0"/>
                 <w:sz w:val="17"/>
               </w:rPr>
-              <w:t>Prière de renseigner toutes les informations du ménage dans la section 0 avant d'entamer les autres informations.</w:t>
+              <w:t>Il est obligatoire de prendre les coordonnées Gps avant d'administrer le questionnaire.</w:t>
             </w:r>
           </w:p>
         </w:tc>
@@ -755,7 +755,7 @@
                 <w:i w:val="0"/>
                 <w:sz w:val="17"/>
               </w:rPr>
-              <w:t>Il est obligatoire de prendre les coordonnées Gps avant d'administrer le questionnaire.</w:t>
+              <w:t>Prière de prendre les coordonnées GPS.</w:t>
             </w:r>
           </w:p>
         </w:tc>
@@ -845,7 +845,7 @@
                 <w:i w:val="0"/>
                 <w:sz w:val="17"/>
               </w:rPr>
-              <w:t>Prière de prendre les coordonnées GPS.</w:t>
+              <w:t>Attention! Il manque des informations non renseignées dans la section 0, prière de regarder toutes les autres informations dans l'identification du ménage (IDENTIFICATION ET RENSEIGNEMENTS DE CONTROLE) ou dans OBSERVATIONS pour pouvoir renseigné toutes les questions liées au ménage.</w:t>
             </w:r>
           </w:p>
         </w:tc>
@@ -878,7 +878,7 @@
                 <w:i w:val="0"/>
                 <w:sz w:val="16"/>
               </w:rPr>
-              <w:t>S00</w:t>
+              <w:t>S01</w:t>
               <w:br/>
             </w:r>
             <w:r>
@@ -888,7 +888,7 @@
                 <w:color w:val="64748B"/>
                 <w:sz w:val="14"/>
               </w:rPr>
-              <w:t>Identification</w:t>
+              <w:t>Démographie</w:t>
             </w:r>
           </w:p>
         </w:tc>
@@ -904,7 +904,7 @@
                 <w:color w:val="16A34A"/>
                 <w:sz w:val="16"/>
               </w:rPr>
-              <w:t>—</w:t>
+              <w:t>s01q10_1</w:t>
             </w:r>
           </w:p>
         </w:tc>
@@ -935,187 +935,7 @@
                 <w:i w:val="0"/>
                 <w:sz w:val="17"/>
               </w:rPr>
-              <w:t>Attention! Il manque des informations non renseignées dans la section 0, prière de regarder toutes les autres informations dans l'identification du ménage (IDENTIFICATION ET RENSEIGNEMENTS DE CONTROLE) ou dans OBSERVATIONS pour pouvoir renseigné toutes les questions liées au ménage.</w:t>
-            </w:r>
-          </w:p>
-        </w:tc>
-      </w:tr>
-      <w:tr>
-        <w:tc>
-          <w:tcPr>
-            <w:tcW w:type="dxa" w:w="964"/>
-          </w:tcPr>
-          <w:p>
-            <w:r>
-              <w:rPr>
-                <w:b/>
-                <w:i w:val="0"/>
-                <w:color w:val="EA580C"/>
-                <w:sz w:val="16"/>
-              </w:rPr>
-              <w:t>Moyenne</w:t>
-            </w:r>
-          </w:p>
-        </w:tc>
-        <w:tc>
-          <w:tcPr>
-            <w:tcW w:type="dxa" w:w="1247"/>
-          </w:tcPr>
-          <w:p>
-            <w:r>
-              <w:rPr>
-                <w:b/>
-                <w:i w:val="0"/>
-                <w:sz w:val="16"/>
-              </w:rPr>
-              <w:t>S01</w:t>
-              <w:br/>
-            </w:r>
-            <w:r>
-              <w:rPr>
-                <w:b w:val="0"/>
-                <w:i w:val="0"/>
-                <w:color w:val="64748B"/>
-                <w:sz w:val="14"/>
-              </w:rPr>
-              <w:t>Démographie</w:t>
-            </w:r>
-          </w:p>
-        </w:tc>
-        <w:tc>
-          <w:tcPr>
-            <w:tcW w:type="dxa" w:w="1531"/>
-          </w:tcPr>
-          <w:p>
-            <w:r>
-              <w:rPr>
-                <w:b/>
-                <w:i w:val="0"/>
-                <w:color w:val="16A34A"/>
-                <w:sz w:val="16"/>
-              </w:rPr>
-              <w:t>s01q10_1</w:t>
-            </w:r>
-          </w:p>
-        </w:tc>
-        <w:tc>
-          <w:tcPr>
-            <w:tcW w:type="dxa" w:w="1191"/>
-          </w:tcPr>
-          <w:p>
-            <w:r>
-              <w:rPr>
-                <w:b w:val="0"/>
-                <w:i w:val="0"/>
-                <w:color w:val="64748B"/>
-                <w:sz w:val="16"/>
-              </w:rPr>
-              <w:t>GT-CQ</w:t>
-            </w:r>
-          </w:p>
-        </w:tc>
-        <w:tc>
-          <w:tcPr>
-            <w:tcW w:type="dxa" w:w="4706"/>
-          </w:tcPr>
-          <w:p>
-            <w:r>
-              <w:rPr>
-                <w:b w:val="0"/>
-                <w:i w:val="0"/>
-                <w:sz w:val="17"/>
-              </w:rPr>
               <w:t>La taille du ménage lors de l'enquête principale (2) de ce ménage est inférieur à la taille du denombrement (3), prière de fournir des explications concrètes ou aller revisiter le ménage.</w:t>
-            </w:r>
-          </w:p>
-        </w:tc>
-      </w:tr>
-      <w:tr>
-        <w:tc>
-          <w:tcPr>
-            <w:tcW w:type="dxa" w:w="964"/>
-          </w:tcPr>
-          <w:p>
-            <w:r>
-              <w:rPr>
-                <w:b/>
-                <w:i w:val="0"/>
-                <w:color w:val="EA580C"/>
-                <w:sz w:val="16"/>
-              </w:rPr>
-              <w:t>Moyenne</w:t>
-            </w:r>
-          </w:p>
-        </w:tc>
-        <w:tc>
-          <w:tcPr>
-            <w:tcW w:type="dxa" w:w="1247"/>
-          </w:tcPr>
-          <w:p>
-            <w:r>
-              <w:rPr>
-                <w:b/>
-                <w:i w:val="0"/>
-                <w:sz w:val="16"/>
-              </w:rPr>
-              <w:t>S02</w:t>
-              <w:br/>
-            </w:r>
-            <w:r>
-              <w:rPr>
-                <w:b w:val="0"/>
-                <w:i w:val="0"/>
-                <w:color w:val="64748B"/>
-                <w:sz w:val="14"/>
-              </w:rPr>
-              <w:t>Éducation</w:t>
-            </w:r>
-          </w:p>
-        </w:tc>
-        <w:tc>
-          <w:tcPr>
-            <w:tcW w:type="dxa" w:w="1531"/>
-          </w:tcPr>
-          <w:p>
-            <w:r>
-              <w:rPr>
-                <w:b/>
-                <w:i w:val="0"/>
-                <w:color w:val="16A34A"/>
-                <w:sz w:val="16"/>
-              </w:rPr>
-              <w:t>—</w:t>
-            </w:r>
-          </w:p>
-        </w:tc>
-        <w:tc>
-          <w:tcPr>
-            <w:tcW w:type="dxa" w:w="1191"/>
-          </w:tcPr>
-          <w:p>
-            <w:r>
-              <w:rPr>
-                <w:b w:val="0"/>
-                <w:i w:val="0"/>
-                <w:color w:val="64748B"/>
-                <w:sz w:val="16"/>
-              </w:rPr>
-              <w:t>GT-CQ</w:t>
-            </w:r>
-          </w:p>
-        </w:tc>
-        <w:tc>
-          <w:tcPr>
-            <w:tcW w:type="dxa" w:w="4706"/>
-          </w:tcPr>
-          <w:p>
-            <w:r>
-              <w:rPr>
-                <w:b w:val="0"/>
-                <w:i w:val="0"/>
-                <w:sz w:val="17"/>
-              </w:rPr>
-              <w:t>veuillez, s'il vous plait, confirmer les frais de scolarité ( 25000 FCFA) payée de ASTOU COLY avec le QG ou apporter les corrections nécessaires.</w:t>
             </w:r>
           </w:p>
         </w:tc>
